--- a/word_reports/LP_0137_위치_716_Elvis Presley_Elvis' Gold.docx
+++ b/word_reports/LP_0137_위치_716_Elvis Presley_Elvis' Gold.docx
@@ -4,7 +4,7 @@
   <w:body>
     <w:p>
       <w:pPr>
-        <w:spacing w:after="280"/>
+        <w:spacing w:after="80"/>
       </w:pPr>
       <w:r>
         <w:rPr w:rFonts="맑은 고딕">
@@ -13,94 +13,47 @@
           <w:color w:val="1E3A8A"/>
           <w:sz w:val="30"/>
         </w:rPr>
-        <w:t>[716] Elvis Presley - Elvis' Golden Records Vol. 3</w:t>
+        <w:t>Elvis Presley (엘비스 프레슬리) - Elvis' Golden Records Vol. 3</w:t>
       </w:r>
     </w:p>
     <w:p>
       <w:pPr>
-        <w:spacing w:after="320"/>
+        <w:spacing w:after="240"/>
       </w:pPr>
       <w:r>
         <w:rPr w:rFonts="맑은 고딕">
           <w:rFonts w:ascii="맑은 고딕" w:hAnsi="맑은 고딕" w:eastAsia="맑은 고딕"/>
           <w:b/>
-          <w:sz w:val="20"/>
+          <w:color w:val="4B5563"/>
+          <w:sz w:val="22"/>
         </w:rPr>
-        <w:t>■ 위치 : 716</w:t>
-        <w:br/>
-      </w:r>
-      <w:r>
-        <w:rPr w:rFonts="맑은 고딕">
-          <w:rFonts w:ascii="맑은 고딕" w:hAnsi="맑은 고딕" w:eastAsia="맑은 고딕"/>
-          <w:b/>
-          <w:sz w:val="20"/>
-        </w:rPr>
-        <w:t>■ 아티스트 : Elvis Presley</w:t>
-        <w:br/>
-      </w:r>
-      <w:r>
-        <w:rPr w:rFonts="맑은 고딕">
-          <w:rFonts w:ascii="맑은 고딕" w:hAnsi="맑은 고딕" w:eastAsia="맑은 고딕"/>
-          <w:b/>
-          <w:sz w:val="20"/>
-        </w:rPr>
-        <w:t>■ 앨범명 : Elvis' Golden Records Vol. 3</w:t>
-        <w:br/>
-      </w:r>
-      <w:r>
-        <w:rPr w:rFonts="맑은 고딕">
-          <w:rFonts w:ascii="맑은 고딕" w:hAnsi="맑은 고딕" w:eastAsia="맑은 고딕"/>
-          <w:b w:val="0"/>
-          <w:sz w:val="20"/>
-        </w:rPr>
-        <w:t>■ 음반 레이블 : RCA Victor</w:t>
-        <w:br/>
-      </w:r>
-      <w:r>
-        <w:rPr w:rFonts="맑은 고딕">
-          <w:rFonts w:ascii="맑은 고딕" w:hAnsi="맑은 고딕" w:eastAsia="맑은 고딕"/>
-          <w:b w:val="0"/>
-          <w:sz w:val="20"/>
-        </w:rPr>
-        <w:t>■ 발매년도 : 1963</w:t>
-        <w:br/>
-      </w:r>
-      <w:r>
-        <w:rPr w:rFonts="맑은 고딕">
-          <w:rFonts w:ascii="맑은 고딕" w:hAnsi="맑은 고딕" w:eastAsia="맑은 고딕"/>
-          <w:b w:val="0"/>
-          <w:sz w:val="20"/>
-        </w:rPr>
-        <w:t>■ 장르 : 록엔롤, 팝, 리듬 앤 블루스, 스탠다드 팝</w:t>
-        <w:br/>
-      </w:r>
-      <w:r>
-        <w:rPr w:rFonts="맑은 고딕">
-          <w:rFonts w:ascii="맑은 고딕" w:hAnsi="맑은 고딕" w:eastAsia="맑은 고딕"/>
-          <w:b w:val="0"/>
-          <w:sz w:val="20"/>
-        </w:rPr>
-        <w:t>■ 주요 수록곡 : - It's Now or Never</w:t>
-        <w:br/>
+        <w:t>위치 :  716</w:t>
       </w:r>
     </w:p>
     <w:p>
       <w:pPr>
-        <w:spacing w:after="160"/>
+        <w:spacing w:line="324" w:lineRule="auto" w:before="80" w:after="160"/>
       </w:pPr>
       <w:r>
         <w:rPr w:rFonts="맑은 고딕">
           <w:rFonts w:ascii="맑은 고딕" w:hAnsi="맑은 고딕" w:eastAsia="맑은 고딕"/>
           <w:b/>
           <w:color w:val="1F2937"/>
-          <w:sz w:val="24"/>
+          <w:sz w:val="22"/>
         </w:rPr>
-        <w:t>■ 음반 해설 및 감상 가이드</w:t>
+        <w:t xml:space="preserve">[음반 소개] </w:t>
+      </w:r>
+      <w:r>
+        <w:rPr w:rFonts="맑은 고딕">
+          <w:rFonts w:ascii="맑은 고딕" w:hAnsi="맑은 고딕" w:eastAsia="맑은 고딕"/>
+          <w:b w:val="0"/>
+          <w:sz w:val="21"/>
+        </w:rPr>
       </w:r>
     </w:p>
     <w:p>
       <w:pPr>
-        <w:spacing w:line="312" w:lineRule="auto" w:after="120"/>
+        <w:spacing w:line="324" w:lineRule="auto" w:after="120"/>
       </w:pPr>
       <w:r>
         <w:rPr w:rFonts="맑은 고딕">
@@ -108,51 +61,516 @@
           <w:b w:val="0"/>
           <w:sz w:val="21"/>
         </w:rPr>
-        <w:t>대중음악사의 불멸의 아이콘 엘비스 프레스리(Elvis Presley)의 거장다운 면모를 증명하는 《Elvis' Golden Records Vol. 3》는 그의 군 복무 전역 직후인 1960년부터 1962년 사이에 발표되어 빌보드 차트 상위권을 휩쓴 골드 싱글들을 한데 모은 명반입니다. 이 시기는 초기의 야성적인 록엔롤 에너지를 바탕으로, 한층 성숙하고 세련된 팝 가창을 융합하며 보컬리스트로서의 스펙트럼을 혁신적으로 넓혀가던 최고성장기의 기점이기도 합니다.</w:t>
+        <w:t>‘로큰롤의 제왕’ 엘비스 프레슬리가 군 제대 후 한층 깊어진 서정성과 농익은 보컬 예술의 정점을 과시하던 1960년대 초반의 눈부신 궤적을 온전히 포착해 낸 불멸의 명반입니다. 거칠고 폭발적이던 반항아의 에너지를 품격 있는 벨칸토풍 크루너의 기품으로 승화시킨 이 시기의 음악들은 대중음악이 도달할 수 있는 가장 우아하고 낭만적인 순간들을 선사합니다. 세기의 멜로디들이 황금빛 선율로 응축된 이 음반은 반세기가 훌쩍 지난 오늘날에도 아날로그 바이닐의 고유한 결을 타고 우리 마음속 가장 깊은 현을 울립니다.</w:t>
       </w:r>
     </w:p>
     <w:p>
       <w:pPr>
-        <w:spacing w:line="312" w:lineRule="auto" w:after="120"/>
+        <w:spacing w:line="324" w:lineRule="auto" w:before="200" w:after="80"/>
       </w:pPr>
+      <w:r>
+        <w:rPr w:rFonts="맑은 고딕">
+          <w:rFonts w:ascii="맑은 고딕" w:hAnsi="맑은 고딕" w:eastAsia="맑은 고딕"/>
+          <w:b/>
+          <w:color w:val="1E3A8A"/>
+          <w:sz w:val="24"/>
+        </w:rPr>
+        <w:t>1. 음반 데이터</w:t>
+      </w:r>
+    </w:p>
+    <w:p>
+      <w:pPr>
+        <w:spacing w:line="324" w:lineRule="auto" w:after="80"/>
+      </w:pPr>
+      <w:r>
+        <w:rPr w:rFonts="맑은 고딕">
+          <w:rFonts w:ascii="맑은 고딕" w:hAnsi="맑은 고딕" w:eastAsia="맑은 고딕"/>
+          <w:b w:val="0"/>
+          <w:color w:val="6B7280"/>
+          <w:sz w:val="21"/>
+        </w:rPr>
+        <w:t xml:space="preserve">· </w:t>
+      </w:r>
+      <w:r>
+        <w:rPr w:rFonts="맑은 고딕">
+          <w:rFonts w:ascii="맑은 고딕" w:hAnsi="맑은 고딕" w:eastAsia="맑은 고딕"/>
+          <w:b/>
+          <w:color w:val="1F2937"/>
+          <w:sz w:val="21"/>
+        </w:rPr>
+        <w:t xml:space="preserve">앨범명: </w:t>
+      </w:r>
       <w:r>
         <w:rPr w:rFonts="맑은 고딕">
           <w:rFonts w:ascii="맑은 고딕" w:hAnsi="맑은 고딕" w:eastAsia="맑은 고딕"/>
           <w:b w:val="0"/>
           <w:sz w:val="21"/>
         </w:rPr>
-        <w:t>음악적으로 이 음반은 장르의 경계를 유연하게 넘나드는 엘비스의 탁월한 해석력을 유감없이 보여줍니다. 이탈리아 가곡 ‘O Sole Mio’를 현대적으로 재해석한 ‘It's Now or Never’와 ‘Surrender’에서는 풍성한 성량과 클래시컬한 발성을 통해 드라마틱한 스케일을 선사합니다. 반면, ‘Are You Lonesome Tonight?’에서는 나지막이 읊조리는 독백과 깊은 절제미로 감상자의 심금을 울리며, ‘Little Sister’와 ‘Stuck on You’에서는 특유의 리드미컬하고 감각적인 록엔롤 그루브를 완벽하게 구현해냅니다.</w:t>
+        <w:t>Elvis' Golden Records Vol. 3</w:t>
       </w:r>
     </w:p>
     <w:p>
       <w:pPr>
-        <w:spacing w:line="312" w:lineRule="auto" w:after="120"/>
+        <w:spacing w:line="324" w:lineRule="auto" w:after="80"/>
       </w:pPr>
+      <w:r>
+        <w:rPr w:rFonts="맑은 고딕">
+          <w:rFonts w:ascii="맑은 고딕" w:hAnsi="맑은 고딕" w:eastAsia="맑은 고딕"/>
+          <w:b w:val="0"/>
+          <w:color w:val="6B7280"/>
+          <w:sz w:val="21"/>
+        </w:rPr>
+        <w:t xml:space="preserve">· </w:t>
+      </w:r>
+      <w:r>
+        <w:rPr w:rFonts="맑은 고딕">
+          <w:rFonts w:ascii="맑은 고딕" w:hAnsi="맑은 고딕" w:eastAsia="맑은 고딕"/>
+          <w:b/>
+          <w:color w:val="1F2937"/>
+          <w:sz w:val="21"/>
+        </w:rPr>
+        <w:t xml:space="preserve">아티스트: </w:t>
+      </w:r>
       <w:r>
         <w:rPr w:rFonts="맑은 고딕">
           <w:rFonts w:ascii="맑은 고딕" w:hAnsi="맑은 고딕" w:eastAsia="맑은 고딕"/>
           <w:b w:val="0"/>
           <w:sz w:val="21"/>
         </w:rPr>
-        <w:t>당대 최고 명인들이 집결했던 내슈빌 스튜디오 B(Studio B)의 정교한 프로덕션과 조다네어스(The Jordanaires)의 품격 있는 백킹 코러스는 엘비스의 목소리를 한층 더 입체적이고 고급스럽게 빛내줍니다. LP 아날로그 음원으로 감상할 때 느껴지는 특유의 따뜻한 입자감과 깊이 있는 중저음의 울림은, 1960년대 초반 음향 미학의 정수를 전달하며 클래식한 운치를 극대화합니다.</w:t>
+        <w:t>Elvis Presley (엘비스 프레슬리)</w:t>
       </w:r>
     </w:p>
     <w:p>
       <w:pPr>
-        <w:spacing w:line="312" w:lineRule="auto" w:after="120"/>
+        <w:spacing w:line="324" w:lineRule="auto" w:after="80"/>
       </w:pPr>
+      <w:r>
+        <w:rPr w:rFonts="맑은 고딕">
+          <w:rFonts w:ascii="맑은 고딕" w:hAnsi="맑은 고딕" w:eastAsia="맑은 고딕"/>
+          <w:b w:val="0"/>
+          <w:color w:val="6B7280"/>
+          <w:sz w:val="21"/>
+        </w:rPr>
+        <w:t xml:space="preserve">· </w:t>
+      </w:r>
+      <w:r>
+        <w:rPr w:rFonts="맑은 고딕">
+          <w:rFonts w:ascii="맑은 고딕" w:hAnsi="맑은 고딕" w:eastAsia="맑은 고딕"/>
+          <w:b/>
+          <w:color w:val="1F2937"/>
+          <w:sz w:val="21"/>
+        </w:rPr>
+        <w:t xml:space="preserve">발매 정보: </w:t>
+      </w:r>
       <w:r>
         <w:rPr w:rFonts="맑은 고딕">
           <w:rFonts w:ascii="맑은 고딕" w:hAnsi="맑은 고딕" w:eastAsia="맑은 고딕"/>
           <w:b w:val="0"/>
           <w:sz w:val="21"/>
         </w:rPr>
-        <w:t>《Elvis' Golden Records Vol. 3》는 단순한 히트곡 모음집을 넘어, '엘비스 프레스리'라는 거장이 음악적 성숙기와 최전성기를 동시에 맞이했음을 선언하는 역사적 기록물입니다. 대중음악사를 뒤흔든 명곡들이 지닌 영원한 매력을 깊이 있는 바이닐 사운드로 재발견할 수 있는, 음악 애호가와 컬렉터 모두에게 필수적인 명반입니다.</w:t>
+        <w:t>1963년 8월 RCA 빅터(RCA Victor) 레이블을 통해 발매된 공식 컴필레이션 음반으로, 1960년부터 1962년 사이 전 세계를 뒤흔들었던 밀리언셀러 싱글들을 정교하게 집대성한 역사적 앨범입니다.</w:t>
+      </w:r>
+    </w:p>
+    <w:p>
+      <w:pPr>
+        <w:spacing w:line="324" w:lineRule="auto" w:after="80"/>
+      </w:pPr>
+      <w:r>
+        <w:rPr w:rFonts="맑은 고딕">
+          <w:rFonts w:ascii="맑은 고딕" w:hAnsi="맑은 고딕" w:eastAsia="맑은 고딕"/>
+          <w:b w:val="0"/>
+          <w:color w:val="6B7280"/>
+          <w:sz w:val="21"/>
+        </w:rPr>
+        <w:t xml:space="preserve">· </w:t>
+      </w:r>
+      <w:r>
+        <w:rPr w:rFonts="맑은 고딕">
+          <w:rFonts w:ascii="맑은 고딕" w:hAnsi="맑은 고딕" w:eastAsia="맑은 고딕"/>
+          <w:b/>
+          <w:color w:val="1F2937"/>
+          <w:sz w:val="21"/>
+        </w:rPr>
+        <w:t xml:space="preserve">LP 인기도(판매량): </w:t>
+      </w:r>
+      <w:r>
+        <w:rPr w:rFonts="맑은 고딕">
+          <w:rFonts w:ascii="맑은 고딕" w:hAnsi="맑은 고딕" w:eastAsia="맑은 고딕"/>
+          <w:b w:val="0"/>
+          <w:sz w:val="21"/>
+        </w:rPr>
+        <w:t>발매 직후 미국 빌보드 톱 LPs 차트 3위, 영국 앨범 차트 6위에 오르며 폭발적인 반향을 일으켰으며, 미국음반산업협회(RIAA)로부터 플래티넘(Platinum) 인증을 획득하며 불멸의 상업적 성공을 입증했습니다.</w:t>
+      </w:r>
+    </w:p>
+    <w:p>
+      <w:pPr>
+        <w:spacing w:line="324" w:lineRule="auto" w:after="80"/>
+      </w:pPr>
+      <w:r>
+        <w:rPr w:rFonts="맑은 고딕">
+          <w:rFonts w:ascii="맑은 고딕" w:hAnsi="맑은 고딕" w:eastAsia="맑은 고딕"/>
+          <w:b w:val="0"/>
+          <w:color w:val="6B7280"/>
+          <w:sz w:val="21"/>
+        </w:rPr>
+        <w:t xml:space="preserve">· </w:t>
+      </w:r>
+      <w:r>
+        <w:rPr w:rFonts="맑은 고딕">
+          <w:rFonts w:ascii="맑은 고딕" w:hAnsi="맑은 고딕" w:eastAsia="맑은 고딕"/>
+          <w:b/>
+          <w:color w:val="1F2937"/>
+          <w:sz w:val="21"/>
+        </w:rPr>
+        <w:t xml:space="preserve">각종 수상경력: </w:t>
+      </w:r>
+      <w:r>
+        <w:rPr w:rFonts="맑은 고딕">
+          <w:rFonts w:ascii="맑은 고딕" w:hAnsi="맑은 고딕" w:eastAsia="맑은 고딕"/>
+          <w:b w:val="0"/>
+          <w:sz w:val="21"/>
+        </w:rPr>
+        <w:t>수록곡 전반이 빌보드 핫 100 1위 및 그래미 명예의 전당 헌액 기준에 부합하는 역사적 가치를 지니며, 대중음악사에서 가장 완벽하게 조율된 보컬 팝의 정수로 공인받고 있습니다.</w:t>
+      </w:r>
+    </w:p>
+    <w:p>
+      <w:pPr>
+        <w:spacing w:line="324" w:lineRule="auto" w:before="200" w:after="80"/>
+      </w:pPr>
+      <w:r>
+        <w:rPr w:rFonts="맑은 고딕">
+          <w:rFonts w:ascii="맑은 고딕" w:hAnsi="맑은 고딕" w:eastAsia="맑은 고딕"/>
+          <w:b/>
+          <w:color w:val="1E3A8A"/>
+          <w:sz w:val="24"/>
+        </w:rPr>
+        <w:t>2. 아티스트 정보</w:t>
+      </w:r>
+    </w:p>
+    <w:p>
+      <w:pPr>
+        <w:spacing w:line="324" w:lineRule="auto" w:after="80"/>
+      </w:pPr>
+      <w:r>
+        <w:rPr w:rFonts="맑은 고딕">
+          <w:rFonts w:ascii="맑은 고딕" w:hAnsi="맑은 고딕" w:eastAsia="맑은 고딕"/>
+          <w:b w:val="0"/>
+          <w:color w:val="6B7280"/>
+          <w:sz w:val="21"/>
+        </w:rPr>
+        <w:t xml:space="preserve">· </w:t>
+      </w:r>
+      <w:r>
+        <w:rPr w:rFonts="맑은 고딕">
+          <w:rFonts w:ascii="맑은 고딕" w:hAnsi="맑은 고딕" w:eastAsia="맑은 고딕"/>
+          <w:b/>
+          <w:color w:val="1F2937"/>
+          <w:sz w:val="21"/>
+        </w:rPr>
+        <w:t xml:space="preserve">국적: </w:t>
+      </w:r>
+      <w:r>
+        <w:rPr w:rFonts="맑은 고딕">
+          <w:rFonts w:ascii="맑은 고딕" w:hAnsi="맑은 고딕" w:eastAsia="맑은 고딕"/>
+          <w:b w:val="0"/>
+          <w:sz w:val="21"/>
+        </w:rPr>
+        <w:t>미국</w:t>
+      </w:r>
+    </w:p>
+    <w:p>
+      <w:pPr>
+        <w:spacing w:line="324" w:lineRule="auto" w:after="80"/>
+      </w:pPr>
+      <w:r>
+        <w:rPr w:rFonts="맑은 고딕">
+          <w:rFonts w:ascii="맑은 고딕" w:hAnsi="맑은 고딕" w:eastAsia="맑은 고딕"/>
+          <w:b w:val="0"/>
+          <w:color w:val="6B7280"/>
+          <w:sz w:val="21"/>
+        </w:rPr>
+        <w:t xml:space="preserve">· </w:t>
+      </w:r>
+      <w:r>
+        <w:rPr w:rFonts="맑은 고딕">
+          <w:rFonts w:ascii="맑은 고딕" w:hAnsi="맑은 고딕" w:eastAsia="맑은 고딕"/>
+          <w:b/>
+          <w:color w:val="1F2937"/>
+          <w:sz w:val="21"/>
+        </w:rPr>
+        <w:t xml:space="preserve">생몰년도: </w:t>
+      </w:r>
+      <w:r>
+        <w:rPr w:rFonts="맑은 고딕">
+          <w:rFonts w:ascii="맑은 고딕" w:hAnsi="맑은 고딕" w:eastAsia="맑은 고딕"/>
+          <w:b w:val="0"/>
+          <w:sz w:val="21"/>
+        </w:rPr>
+        <w:t>1935년 1월 8일 ~ 1977년 8월 16일</w:t>
+      </w:r>
+    </w:p>
+    <w:p>
+      <w:pPr>
+        <w:spacing w:line="324" w:lineRule="auto" w:after="80"/>
+      </w:pPr>
+      <w:r>
+        <w:rPr w:rFonts="맑은 고딕">
+          <w:rFonts w:ascii="맑은 고딕" w:hAnsi="맑은 고딕" w:eastAsia="맑은 고딕"/>
+          <w:b w:val="0"/>
+          <w:color w:val="6B7280"/>
+          <w:sz w:val="21"/>
+        </w:rPr>
+        <w:t xml:space="preserve">· </w:t>
+      </w:r>
+      <w:r>
+        <w:rPr w:rFonts="맑은 고딕">
+          <w:rFonts w:ascii="맑은 고딕" w:hAnsi="맑은 고딕" w:eastAsia="맑은 고딕"/>
+          <w:b/>
+          <w:color w:val="1F2937"/>
+          <w:sz w:val="21"/>
+        </w:rPr>
+        <w:t xml:space="preserve">그룹 소속: </w:t>
+      </w:r>
+      <w:r>
+        <w:rPr w:rFonts="맑은 고딕">
+          <w:rFonts w:ascii="맑은 고딕" w:hAnsi="맑은 고딕" w:eastAsia="맑은 고딕"/>
+          <w:b w:val="0"/>
+          <w:sz w:val="21"/>
+        </w:rPr>
+        <w:t>솔로</w:t>
+      </w:r>
+    </w:p>
+    <w:p>
+      <w:pPr>
+        <w:spacing w:line="324" w:lineRule="auto" w:after="80"/>
+      </w:pPr>
+      <w:r>
+        <w:rPr w:rFonts="맑은 고딕">
+          <w:rFonts w:ascii="맑은 고딕" w:hAnsi="맑은 고딕" w:eastAsia="맑은 고딕"/>
+          <w:b w:val="0"/>
+          <w:color w:val="6B7280"/>
+          <w:sz w:val="21"/>
+        </w:rPr>
+        <w:t xml:space="preserve">· </w:t>
+      </w:r>
+      <w:r>
+        <w:rPr w:rFonts="맑은 고딕">
+          <w:rFonts w:ascii="맑은 고딕" w:hAnsi="맑은 고딕" w:eastAsia="맑은 고딕"/>
+          <w:b/>
+          <w:color w:val="1F2937"/>
+          <w:sz w:val="21"/>
+        </w:rPr>
+        <w:t xml:space="preserve">아티스트 소개: </w:t>
+      </w:r>
+      <w:r>
+        <w:rPr w:rFonts="맑은 고딕">
+          <w:rFonts w:ascii="맑은 고딕" w:hAnsi="맑은 고딕" w:eastAsia="맑은 고딕"/>
+          <w:b w:val="0"/>
+          <w:sz w:val="21"/>
+        </w:rPr>
+        <w:t>20세기 대중문화의 지형도를 영원히 바꾸어 놓은 문화적 아이콘이자, 록과 팝, 가스펠과 컨트리의 경계를 허문 음악의 제왕입니다. 독보적인 가창력과 유려한 프레이징, 시대를 초월한 카리스마로 대중음악을 하나의 거대한 예술적 현상으로 끌어올린 위대한 보컬리스트입니다.</w:t>
+      </w:r>
+    </w:p>
+    <w:p>
+      <w:pPr>
+        <w:spacing w:line="324" w:lineRule="auto" w:before="200" w:after="80"/>
+      </w:pPr>
+      <w:r>
+        <w:rPr w:rFonts="맑은 고딕">
+          <w:rFonts w:ascii="맑은 고딕" w:hAnsi="맑은 고딕" w:eastAsia="맑은 고딕"/>
+          <w:b/>
+          <w:color w:val="1E3A8A"/>
+          <w:sz w:val="24"/>
+        </w:rPr>
+        <w:t>3. 음반 상세 분석</w:t>
+      </w:r>
+    </w:p>
+    <w:p>
+      <w:pPr>
+        <w:spacing w:line="324" w:lineRule="auto" w:after="80"/>
+      </w:pPr>
+      <w:r>
+        <w:rPr w:rFonts="맑은 고딕">
+          <w:rFonts w:ascii="맑은 고딕" w:hAnsi="맑은 고딕" w:eastAsia="맑은 고딕"/>
+          <w:b w:val="0"/>
+          <w:color w:val="6B7280"/>
+          <w:sz w:val="21"/>
+        </w:rPr>
+        <w:t xml:space="preserve">· </w:t>
+      </w:r>
+      <w:r>
+        <w:rPr w:rFonts="맑은 고딕">
+          <w:rFonts w:ascii="맑은 고딕" w:hAnsi="맑은 고딕" w:eastAsia="맑은 고딕"/>
+          <w:b/>
+          <w:color w:val="1F2937"/>
+          <w:sz w:val="21"/>
+        </w:rPr>
+        <w:t xml:space="preserve">역사적 위치: </w:t>
+      </w:r>
+      <w:r>
+        <w:rPr w:rFonts="맑은 고딕">
+          <w:rFonts w:ascii="맑은 고딕" w:hAnsi="맑은 고딕" w:eastAsia="맑은 고딕"/>
+          <w:b w:val="0"/>
+          <w:sz w:val="21"/>
+        </w:rPr>
+        <w:t>1950년대 로커빌리의 원초적 질주를 넘어, 내슈빌 사운드의 정교한 편곡과 벨벳 같은 바리톤 보컬이 결합된 엘비스의 ‘보컬리스트로서의 완성’을 선언하는 음반입니다. 팝 발라드와 리듬 앤 블루스가 이상적으로 교차하는 음악적 균형미를 보여주며, 1960년대 성인 지향 팝 음악의 황금 표준을 제시한 마스터피스로 평가받습니다.</w:t>
+      </w:r>
+    </w:p>
+    <w:p>
+      <w:pPr>
+        <w:spacing w:line="324" w:lineRule="auto" w:after="80"/>
+      </w:pPr>
+      <w:r>
+        <w:rPr w:rFonts="맑은 고딕">
+          <w:rFonts w:ascii="맑은 고딕" w:hAnsi="맑은 고딕" w:eastAsia="맑은 고딕"/>
+          <w:b w:val="0"/>
+          <w:color w:val="6B7280"/>
+          <w:sz w:val="21"/>
+        </w:rPr>
+        <w:t xml:space="preserve">· </w:t>
+      </w:r>
+      <w:r>
+        <w:rPr w:rFonts="맑은 고딕">
+          <w:rFonts w:ascii="맑은 고딕" w:hAnsi="맑은 고딕" w:eastAsia="맑은 고딕"/>
+          <w:b/>
+          <w:color w:val="1F2937"/>
+          <w:sz w:val="21"/>
+        </w:rPr>
+        <w:t xml:space="preserve">시대의 흔적(스토리텔링): </w:t>
+      </w:r>
+      <w:r>
+        <w:rPr w:rFonts="맑은 고딕">
+          <w:rFonts w:ascii="맑은 고딕" w:hAnsi="맑은 고딕" w:eastAsia="맑은 고딕"/>
+          <w:b w:val="0"/>
+          <w:sz w:val="21"/>
+        </w:rPr>
+        <w:t>냉전의 긴장과 전후 풍요의 이면에 피어오르던 1960년대 초의 순수한 낭만, 그리고 청춘들이 밤마다 라디오와 주크박스 앞에서 나누었던 설렘과 고독의 정서가 짙게 배어 있습니다. 군 복무를 마치고 한층 원숙해진 영웅을 환호로 맞이하던 당대 대중의 열망과 시대적 온기가 고스란히 각인되어 있습니다.</w:t>
+      </w:r>
+    </w:p>
+    <w:p>
+      <w:pPr>
+        <w:spacing w:line="324" w:lineRule="auto" w:before="200" w:after="80"/>
+      </w:pPr>
+      <w:r>
+        <w:rPr w:rFonts="맑은 고딕">
+          <w:rFonts w:ascii="맑은 고딕" w:hAnsi="맑은 고딕" w:eastAsia="맑은 고딕"/>
+          <w:b/>
+          <w:color w:val="1E3A8A"/>
+          <w:sz w:val="24"/>
+        </w:rPr>
+        <w:t>4. 주요 수록곡 및 감상 제언</w:t>
+      </w:r>
+    </w:p>
+    <w:p>
+      <w:pPr>
+        <w:spacing w:line="324" w:lineRule="auto" w:after="80"/>
+      </w:pPr>
+      <w:r>
+        <w:rPr w:rFonts="맑은 고딕">
+          <w:rFonts w:ascii="맑은 고딕" w:hAnsi="맑은 고딕" w:eastAsia="맑은 고딕"/>
+          <w:b w:val="0"/>
+          <w:color w:val="6B7280"/>
+          <w:sz w:val="21"/>
+        </w:rPr>
+        <w:t xml:space="preserve">· </w:t>
+      </w:r>
+      <w:r>
+        <w:rPr w:rFonts="맑은 고딕">
+          <w:rFonts w:ascii="맑은 고딕" w:hAnsi="맑은 고딕" w:eastAsia="맑은 고딕"/>
+          <w:b/>
+          <w:color w:val="1F2937"/>
+          <w:sz w:val="21"/>
+        </w:rPr>
+        <w:t xml:space="preserve">주요 수록곡 특징: </w:t>
+      </w:r>
+      <w:r>
+        <w:rPr w:rFonts="맑은 고딕">
+          <w:rFonts w:ascii="맑은 고딕" w:hAnsi="맑은 고딕" w:eastAsia="맑은 고딕"/>
+          <w:b w:val="0"/>
+          <w:sz w:val="21"/>
+        </w:rPr>
+        <w:t>오페라 아리아를 연상시키는 드라마틱한 절창의 ‘It's Now or Never’, 숨결 하나까지 연극적 여운으로 남는 ‘Are You Lonesome To-night?’, 그리고 인류 역사상 가장 아름다운 사랑의 고백 중 하나로 꼽히는 ‘Can't Help Falling in Love’에 이르기까지, 서정미와 세련된 그루브가 완벽한 조화를 이룹니다.</w:t>
+      </w:r>
+    </w:p>
+    <w:p>
+      <w:pPr>
+        <w:spacing w:line="324" w:lineRule="auto" w:after="80"/>
+      </w:pPr>
+      <w:r>
+        <w:rPr w:rFonts="맑은 고딕">
+          <w:rFonts w:ascii="맑은 고딕" w:hAnsi="맑은 고딕" w:eastAsia="맑은 고딕"/>
+          <w:b w:val="0"/>
+          <w:color w:val="6B7280"/>
+          <w:sz w:val="21"/>
+        </w:rPr>
+        <w:t xml:space="preserve">· </w:t>
+      </w:r>
+      <w:r>
+        <w:rPr w:rFonts="맑은 고딕">
+          <w:rFonts w:ascii="맑은 고딕" w:hAnsi="맑은 고딕" w:eastAsia="맑은 고딕"/>
+          <w:b/>
+          <w:color w:val="1F2937"/>
+          <w:sz w:val="21"/>
+        </w:rPr>
+        <w:t xml:space="preserve">빈티지 감상 제언: </w:t>
+      </w:r>
+      <w:r>
+        <w:rPr w:rFonts="맑은 고딕">
+          <w:rFonts w:ascii="맑은 고딕" w:hAnsi="맑은 고딕" w:eastAsia="맑은 고딕"/>
+          <w:b w:val="0"/>
+          <w:sz w:val="21"/>
+        </w:rPr>
+        <w:t>턴테이블의 바늘이 검은 소리골을 스치는 순간, 묵직하고 따뜻한 중저음의 베이스와 엘비스 특유의 깊은 비브라토가 진공관 앰프의 온기를 타고 청음실 가득 번져 나옵니다. 디지털 음원에서는 결코 흉내 낼 수 없는 조던에어스(The Jordanaires)의 유려한 백킹 하모니와 아날로그 리버브의 공간감을 음미하며 감상하시기를 권합니다.</w:t>
+      </w:r>
+    </w:p>
+    <w:p>
+      <w:pPr>
+        <w:spacing w:line="324" w:lineRule="auto" w:after="80"/>
+      </w:pPr>
+      <w:r>
+        <w:rPr w:rFonts="맑은 고딕">
+          <w:rFonts w:ascii="맑은 고딕" w:hAnsi="맑은 고딕" w:eastAsia="맑은 고딕"/>
+          <w:b w:val="0"/>
+          <w:color w:val="6B7280"/>
+          <w:sz w:val="21"/>
+        </w:rPr>
+        <w:t xml:space="preserve">· </w:t>
+      </w:r>
+      <w:r>
+        <w:rPr w:rFonts="맑은 고딕">
+          <w:rFonts w:ascii="맑은 고딕" w:hAnsi="맑은 고딕" w:eastAsia="맑은 고딕"/>
+          <w:b/>
+          <w:color w:val="1F2937"/>
+          <w:sz w:val="21"/>
+        </w:rPr>
+        <w:t xml:space="preserve">소장 가치: </w:t>
+      </w:r>
+      <w:r>
+        <w:rPr w:rFonts="맑은 고딕">
+          <w:rFonts w:ascii="맑은 고딕" w:hAnsi="맑은 고딕" w:eastAsia="맑은 고딕"/>
+          <w:b w:val="0"/>
+          <w:sz w:val="21"/>
+        </w:rPr>
+        <w:t>전설적인 RCA Victor의 리빙 스테레오(Living Stereo) 기술과 전성기 엘비스의 빛나는 순간들이 농축된 이 바이닐은 팝 역사상 가장 고귀한 순간을 물리적으로 간직할 수 있게 해주는 필수 소장반입니다.</w:t>
+      </w:r>
+    </w:p>
+    <w:p>
+      <w:pPr>
+        <w:spacing w:line="324" w:lineRule="auto" w:after="120" w:before="160"/>
+      </w:pPr>
+      <w:r>
+        <w:rPr w:rFonts="맑은 고딕">
+          <w:rFonts w:ascii="맑은 고딕" w:hAnsi="맑은 고딕" w:eastAsia="맑은 고딕"/>
+          <w:b/>
+          <w:color w:val="4338CA"/>
+          <w:sz w:val="21"/>
+        </w:rPr>
+        <w:t>이 음반을 통해 아날로그 바늘 끝에서 피어나는 세기의 목소리가 전해주는 감동을 다시 한번 경험해 보시는 것은 어떨까요?</w:t>
       </w:r>
     </w:p>
     <w:sectPr>
       <w:pgSz w:w="12240" w:h="15840"/>
-      <w:pgMar w:top="1440" w:right="1440" w:bottom="1440" w:left="1440" w:header="720" w:footer="720" w:gutter="0"/>
+      <w:pgMar w:top="1152" w:right="1296" w:bottom="1152" w:left="1296" w:header="720" w:footer="720" w:gutter="0"/>
       <w:cols w:space="720"/>
       <w:docGrid w:linePitch="360"/>
     </w:sectPr>

--- a/word_reports/LP_0137_위치_716_Elvis Presley_Elvis' Gold.docx
+++ b/word_reports/LP_0137_위치_716_Elvis Presley_Elvis' Gold.docx
@@ -32,7 +32,7 @@
     </w:p>
     <w:p>
       <w:pPr>
-        <w:spacing w:line="324" w:lineRule="auto" w:before="80" w:after="160"/>
+        <w:spacing w:line="324" w:lineRule="auto" w:before="80" w:after="120"/>
       </w:pPr>
       <w:r>
         <w:rPr w:rFonts="맑은 고딕">
@@ -42,13 +42,6 @@
           <w:sz w:val="22"/>
         </w:rPr>
         <w:t xml:space="preserve">[음반 소개] </w:t>
-      </w:r>
-      <w:r>
-        <w:rPr w:rFonts="맑은 고딕">
-          <w:rFonts w:ascii="맑은 고딕" w:hAnsi="맑은 고딕" w:eastAsia="맑은 고딕"/>
-          <w:b w:val="0"/>
-          <w:sz w:val="21"/>
-        </w:rPr>
       </w:r>
     </w:p>
     <w:p>
@@ -61,7 +54,33 @@
           <w:b w:val="0"/>
           <w:sz w:val="21"/>
         </w:rPr>
-        <w:t>‘로큰롤의 제왕’ 엘비스 프레슬리가 군 제대 후 한층 깊어진 서정성과 농익은 보컬 예술의 정점을 과시하던 1960년대 초반의 눈부신 궤적을 온전히 포착해 낸 불멸의 명반입니다. 거칠고 폭발적이던 반항아의 에너지를 품격 있는 벨칸토풍 크루너의 기품으로 승화시킨 이 시기의 음악들은 대중음악이 도달할 수 있는 가장 우아하고 낭만적인 순간들을 선사합니다. 세기의 멜로디들이 황금빛 선율로 응축된 이 음반은 반세기가 훌쩍 지난 오늘날에도 아날로그 바이닐의 고유한 결을 타고 우리 마음속 가장 깊은 현을 울립니다.</w:t>
+        <w:t>군 복무를 마치고 돌아온 1960년대 초반, 엘비스 프레슬리는 반항하는 로큰롤 청년의 거친 껍질을 벗고 보다 원숙하고 품격 있는 보컬리스트로 찬연하게 거듭났습니다. 1963년 RCA 빅터를 통해 세상에 나온 《Elvis' Golden Records Vol. 3》는 바로 이 황금빛 전환기의 정수를 온전히 박제해 둔 기념비적인 걸작입니다. 1950년대를 뒤흔들었던 격렬한 비트 위에 지중해풍 발라드의 우아함과 세련된 내슈빌 사운드가 덧입혀지며, '로큰롤의 제왕'은 시대를 초월한 불멸의 보컬 거장으로 그 위상을 굳건히 확립했습니다.</w:t>
+      </w:r>
+    </w:p>
+    <w:p>
+      <w:pPr>
+        <w:spacing w:line="324" w:lineRule="auto" w:after="120"/>
+      </w:pPr>
+      <w:r>
+        <w:rPr w:rFonts="맑은 고딕">
+          <w:rFonts w:ascii="맑은 고딕" w:hAnsi="맑은 고딕" w:eastAsia="맑은 고딕"/>
+          <w:b w:val="0"/>
+          <w:sz w:val="21"/>
+        </w:rPr>
+        <w:t>이 음반은 1960년부터 1962년까지 빌보드 차트를 맹렬히 휩쓸었던 12곡의 밀리언셀러 싱글들을 한데 엮은 결정체입니다. 나폴리 민요에 웅장한 팝의 숨결을 불어넣은 〈It's Now or Never〉와 음유시인의 고독한 독백처럼 서정적인 심연을 자아내는 〈Are You Lonesome Tonight?〉 등 수록곡 전반에는 장르의 한계를 허물고자 했던 엘비스의 예술적 야심과 탁월한 음악적 스펙트럼이 깃들어 있습니다. 그는 단순한 청춘의 우상을 넘어, 음악이 인간의 심금을 어떻게 어루만질 수 있는지를 호소력 짙은 음색으로 증명해 냈습니다.</w:t>
+      </w:r>
+    </w:p>
+    <w:p>
+      <w:pPr>
+        <w:spacing w:line="324" w:lineRule="auto" w:after="120"/>
+      </w:pPr>
+      <w:r>
+        <w:rPr w:rFonts="맑은 고딕">
+          <w:rFonts w:ascii="맑은 고딕" w:hAnsi="맑은 고딕" w:eastAsia="맑은 고딕"/>
+          <w:b w:val="0"/>
+          <w:sz w:val="21"/>
+        </w:rPr>
+        <w:t>반세기가 훌쩍 넘는 성상의 강을 건너왔음에도, 턴테이블의 바늘 끝에서 피어나는 그의 목소리는 여전히 숨결이 닿을 듯 생생하고 온기 어린 떨림을 선사합니다. 청춘의 설렘과 애틋한 낭만, 그리고 사랑의 본질을 속삭이는 이 음반은 디지털 음원이 결코 흉내 낼 수 없는 아날로그 바이닐만의 깊고 그윽한 서정의 미학을 우리에게 아낌없이 선사하고 있습니다.</w:t>
       </w:r>
     </w:p>
     <w:p>
@@ -168,7 +187,7 @@
           <w:b w:val="0"/>
           <w:sz w:val="21"/>
         </w:rPr>
-        <w:t>1963년 8월 RCA 빅터(RCA Victor) 레이블을 통해 발매된 공식 컴필레이션 음반으로, 1960년부터 1962년 사이 전 세계를 뒤흔들었던 밀리언셀러 싱글들을 정교하게 집대성한 역사적 앨범입니다.</w:t>
+        <w:t>1963년 8월 11일 RCA 빅터(RCA Victor)를 통해 발매된 엘비스 프레슬리의 세 번째 공식 골든 레코드 컴필레이션 앨범으로, 제대 후 발표하여 세계적인 반향을 일으킨 1960~1962년의 대표 히트 싱글들을 집대성한 명반입니다.</w:t>
       </w:r>
     </w:p>
     <w:p>
@@ -199,7 +218,7 @@
           <w:b w:val="0"/>
           <w:sz w:val="21"/>
         </w:rPr>
-        <w:t>발매 직후 미국 빌보드 톱 LPs 차트 3위, 영국 앨범 차트 6위에 오르며 폭발적인 반향을 일으켰으며, 미국음반산업협회(RIAA)로부터 플래티넘(Platinum) 인증을 획득하며 불멸의 상업적 성공을 입증했습니다.</w:t>
+        <w:t>발매 직후 미국 빌보드 톱 LP 차트 3위에 오르고 63주 동안 차트에 머물렀으며, 미국음반산업협회(RIAA)로부터 플래티넘(Platinum, 100만 장 이상 판매) 인증을 획득하는 등 대중성과 상업성을 완벽히 증명했습니다.</w:t>
       </w:r>
     </w:p>
     <w:p>
@@ -230,7 +249,7 @@
           <w:b w:val="0"/>
           <w:sz w:val="21"/>
         </w:rPr>
-        <w:t>수록곡 전반이 빌보드 핫 100 1위 및 그래미 명예의 전당 헌액 기준에 부합하는 역사적 가치를 지니며, 대중음악사에서 가장 완벽하게 조율된 보컬 팝의 정수로 공인받고 있습니다.</w:t>
+        <w:t>앨범에 수록된 싱글 다수가 그래미 명예의 전당 헌액 및 빌보드 1위 기록을 보유하고 있으며, 팝 음악사에서 가장 위대한 보컬 컴필레이션 앨범 중 하나로 평단의 절대적인 찬사를 받고 있습니다.</w:t>
       </w:r>
     </w:p>
     <w:p>
@@ -275,7 +294,7 @@
           <w:b w:val="0"/>
           <w:sz w:val="21"/>
         </w:rPr>
-        <w:t>미국</w:t>
+        <w:t>미국 (United States)</w:t>
       </w:r>
     </w:p>
     <w:p>
@@ -337,7 +356,7 @@
           <w:b w:val="0"/>
           <w:sz w:val="21"/>
         </w:rPr>
-        <w:t>솔로</w:t>
+        <w:t>솔로 (Solo)</w:t>
       </w:r>
     </w:p>
     <w:p>
@@ -368,7 +387,7 @@
           <w:b w:val="0"/>
           <w:sz w:val="21"/>
         </w:rPr>
-        <w:t>20세기 대중문화의 지형도를 영원히 바꾸어 놓은 문화적 아이콘이자, 록과 팝, 가스펠과 컨트리의 경계를 허문 음악의 제왕입니다. 독보적인 가창력과 유려한 프레이징, 시대를 초월한 카리스마로 대중음악을 하나의 거대한 예술적 현상으로 끌어올린 위대한 보컬리스트입니다.</w:t>
+        <w:t>'로큰롤의 제왕(The King of Rock and Roll)'으로 불리는 엘비스 프레슬리는 흑인 R&amp;B와 백인 컨트리를 결합해 현대 대중음악의 패러다임을 영구히 바꾼 문화적 혁명가입니다. 독보적인 바리톤 음색과 폭발적인 카리스마로 20세기 글로벌 대중문화를 상징하는 가장 위대한 아이콘으로 남아 있습니다.</w:t>
       </w:r>
     </w:p>
     <w:p>
@@ -413,7 +432,7 @@
           <w:b w:val="0"/>
           <w:sz w:val="21"/>
         </w:rPr>
-        <w:t>1950년대 로커빌리의 원초적 질주를 넘어, 내슈빌 사운드의 정교한 편곡과 벨벳 같은 바리톤 보컬이 결합된 엘비스의 ‘보컬리스트로서의 완성’을 선언하는 음반입니다. 팝 발라드와 리듬 앤 블루스가 이상적으로 교차하는 음악적 균형미를 보여주며, 1960년대 성인 지향 팝 음악의 황금 표준을 제시한 마스터피스로 평가받습니다.</w:t>
+        <w:t>1950년대의 원초적 로큰롤 스타에서 1960년대 성숙하고 격조 높은 크루너(Crooner)이자 전방위 팝 보컬리스트로 변모한 엘비스의 최정점 기량을 증명하는 앨범으로, 팝 보컬 음악의 성숙기를 알린 역사적 이정표입니다.</w:t>
       </w:r>
     </w:p>
     <w:p>
@@ -444,7 +463,7 @@
           <w:b w:val="0"/>
           <w:sz w:val="21"/>
         </w:rPr>
-        <w:t>냉전의 긴장과 전후 풍요의 이면에 피어오르던 1960년대 초의 순수한 낭만, 그리고 청춘들이 밤마다 라디오와 주크박스 앞에서 나누었던 설렘과 고독의 정서가 짙게 배어 있습니다. 군 복무를 마치고 한층 원숙해진 영웅을 환호로 맞이하던 당대 대중의 열망과 시대적 온기가 고스란히 각인되어 있습니다.</w:t>
+        <w:t>냉전의 긴장과 새로운 희망이 공존하던 1960년대 초, 군 복무를 무사히 마치고 돌아온 엘비스의 귀환은 당대 젊은이들에게 커다란 안도감과 낭만적 해방감을 안겨주었습니다. 라디오와 주크박스에서 끊임없이 흘러나오던 그의 감미롭고 비장한 목소리는 그 시절 청춘들의 사랑과 열병을 대변하는 시대의 초상이었습니다.</w:t>
       </w:r>
     </w:p>
     <w:p>
@@ -489,7 +508,7 @@
           <w:b w:val="0"/>
           <w:sz w:val="21"/>
         </w:rPr>
-        <w:t>오페라 아리아를 연상시키는 드라마틱한 절창의 ‘It's Now or Never’, 숨결 하나까지 연극적 여운으로 남는 ‘Are You Lonesome To-night?’, 그리고 인류 역사상 가장 아름다운 사랑의 고백 중 하나로 꼽히는 ‘Can't Help Falling in Love’에 이르기까지, 서정미와 세련된 그루브가 완벽한 조화를 이룹니다.</w:t>
+        <w:t>나폴리 칸초네를 극적인 팝 오페라로 승화시킨 〈It's Now or Never〉, 나직한 낭독과 절제된 슬픔이 심금을 울리는 〈Are You Lonesome Tonight?〉, 경쾌하고 세련된 리듬이 돋보이는 〈(Marie's the Name) His Latest Flame〉과 묵직한 베이스 라인이 매력적인 〈Little Sister〉 등 다채로운 서정과 리듬의 조화를 자랑합니다.</w:t>
       </w:r>
     </w:p>
     <w:p>
@@ -520,7 +539,7 @@
           <w:b w:val="0"/>
           <w:sz w:val="21"/>
         </w:rPr>
-        <w:t>턴테이블의 바늘이 검은 소리골을 스치는 순간, 묵직하고 따뜻한 중저음의 베이스와 엘비스 특유의 깊은 비브라토가 진공관 앰프의 온기를 타고 청음실 가득 번져 나옵니다. 디지털 음원에서는 결코 흉내 낼 수 없는 조던에어스(The Jordanaires)의 유려한 백킹 하모니와 아날로그 리버브의 공간감을 음미하며 감상하시기를 권합니다.</w:t>
+        <w:t>진공관 앰프의 온기 속에서 턴테이블 카트리지가 소릿골을 스칠 때, 중앙에 묵직하게 자리 잡는 엘비스의 벨벳 같은 중저음 보컬과 '더 조더네어스(The Jordanaires)'의 입체적인 백코러스 잔향은 오직 아날로그 LP를 통해서만 온전한 공간감으로 체감할 수 있습니다.</w:t>
       </w:r>
     </w:p>
     <w:p>
@@ -551,7 +570,7 @@
           <w:b w:val="0"/>
           <w:sz w:val="21"/>
         </w:rPr>
-        <w:t>전설적인 RCA Victor의 리빙 스테레오(Living Stereo) 기술과 전성기 엘비스의 빛나는 순간들이 농축된 이 바이닐은 팝 역사상 가장 고귀한 순간을 물리적으로 간직할 수 있게 해주는 필수 소장반입니다.</w:t>
+        <w:t>초기 록의 거친 에너지와 후기 라스베이거스 무대의 화려함 사이에 위치한 '가장 완벽했던 보컬 전성기'를 오리지널 아날로그 사운드로 음미할 수 있다는 점에서, 모든 바이닐 컬렉터가 서가에 반드시 갖추어야 할 불후의 명반입니다.</w:t>
       </w:r>
     </w:p>
     <w:p>
@@ -565,7 +584,7 @@
           <w:color w:val="4338CA"/>
           <w:sz w:val="21"/>
         </w:rPr>
-        <w:t>이 음반을 통해 아날로그 바늘 끝에서 피어나는 세기의 목소리가 전해주는 감동을 다시 한번 경험해 보시는 것은 어떨까요?</w:t>
+        <w:t>이 음반을 통해 한 시대를 호흡했던 전설의 목소리가 아날로그 바늘 끝에서 피어올라 전해주는 감동을 다시 한번 경험해 보시는 것은 어떨까요?</w:t>
       </w:r>
     </w:p>
     <w:sectPr>
